--- a/docs/ITM-GOI-Examination-Portal.docx
+++ b/docs/ITM-GOI-Examination-Portal.docx
@@ -1014,7 +1014,16 @@
     </w:p>
     <w:p>
       <w:r>
-        <w:t xml:space="preserve">The platform is a self-contained folder. Everything it needs — PHP, Apache, MariaDB and Moodle — travels inside the repository, so setup is a </w:t>
+        <w:t xml:space="preserve">The platform is a self-contained folder. Everything it needs — PHP, Apache, MariaDB and Moodle — ships </w:t>
+      </w:r>
+      <w:r>
+        <w:rPr>
+          <w:b/>
+        </w:rPr>
+        <w:t>extracted</w:t>
+      </w:r>
+      <w:r>
+        <w:t xml:space="preserve"> inside the repository, so setup is a </w:t>
       </w:r>
       <w:r>
         <w:rPr>
@@ -1025,7 +1034,7 @@
         <w:t>git clone</w:t>
       </w:r>
       <w:r>
-        <w:t xml:space="preserve"> plus one script. There is no Docker, no separate installers, and no download step during setup. The script derives every path from the folder it sits in, so the project can live on any drive or directory.</w:t>
+        <w:t xml:space="preserve"> plus one script. There is no Docker and no separate installers. The server tier needs no internet during setup — only the Visual C++ 2015–2022 x64 runtime is fetched, and only if it is not already installed. The script derives every path from the folder it sits in, so the project can live on any drive.</w:t>
       </w:r>
     </w:p>
     <w:p>
@@ -1165,7 +1174,7 @@
           <w:color w:val="241A1C"/>
           <w:sz w:val="18"/>
         </w:rPr>
-        <w:t>git clone https://github.com/Neerajparashar1/ASSESMENT.git</w:t>
+        <w:t>git clone https://github.com/Neerajparashar1/ASSESMENT.git C:\exam\ASSESMENT</w:t>
       </w:r>
       <w:r>
         <w:br/>
@@ -1176,43 +1185,28 @@
           <w:color w:val="241A1C"/>
           <w:sz w:val="18"/>
         </w:rPr>
-        <w:t>cd ASSESMENT</w:t>
+        <w:t>cd C:\exam\ASSESMENT</w:t>
       </w:r>
     </w:p>
     <w:p>
-      <w:r>
-        <w:t xml:space="preserve">It can be cloned anywhere — </w:t>
-      </w:r>
+      <w:pPr>
+        <w:spacing w:before="80" w:after="160"/>
+        <w:ind w:left="173"/>
+        <w:shd w:val="clear" w:color="auto" w:fill="F7EEF0"/>
+      </w:pPr>
       <w:r>
         <w:rPr>
-          <w:rFonts w:ascii="Consolas" w:hAnsi="Consolas"/>
+          <w:b/>
           <w:color w:val="8A1B2C"/>
           <w:sz w:val="19"/>
         </w:rPr>
-        <w:t>C:\exam</w:t>
-      </w:r>
-      <w:r>
-        <w:t xml:space="preserve">, </w:t>
+        <w:t xml:space="preserve">The project path must contain no spaces — </w:t>
       </w:r>
       <w:r>
         <w:rPr>
-          <w:rFonts w:ascii="Consolas" w:hAnsi="Consolas"/>
-          <w:color w:val="8A1B2C"/>
           <w:sz w:val="19"/>
         </w:rPr>
-        <w:t>D:\ASSESMENT</w:t>
-      </w:r>
-      <w:r>
-        <w:t xml:space="preserve">, an external drive. </w:t>
-      </w:r>
-      <w:r>
-        <w:rPr>
-          <w:b/>
-        </w:rPr>
-        <w:t>Avoid</w:t>
-      </w:r>
-      <w:r>
-        <w:t xml:space="preserve"> a OneDrive-synced folder or a very deep path; file-locking and the 260-character path limit cause confusing failures. A short path such as </w:t>
+        <w:t xml:space="preserve">and should be short and not OneDrive-synced. </w:t>
       </w:r>
       <w:r>
         <w:rPr>
@@ -1223,7 +1217,24 @@
         <w:t>C:\exam\ASSESMENT</w:t>
       </w:r>
       <w:r>
-        <w:t xml:space="preserve"> is safest.</w:t>
+        <w:rPr>
+          <w:sz w:val="19"/>
+        </w:rPr>
+        <w:t xml:space="preserve"> is fine; </w:t>
+      </w:r>
+      <w:r>
+        <w:rPr>
+          <w:rFonts w:ascii="Consolas" w:hAnsi="Consolas"/>
+          <w:color w:val="8A1B2C"/>
+          <w:sz w:val="19"/>
+        </w:rPr>
+        <w:t>C:\Users\John Doe\...</w:t>
+      </w:r>
+      <w:r>
+        <w:rPr>
+          <w:sz w:val="19"/>
+        </w:rPr>
+        <w:t xml:space="preserve"> is not — the cron-task registration and the Windows service paths do not survive a space. Deep paths also hit the 260-character limit; OneDrive folders cause file-lock failures.</w:t>
       </w:r>
     </w:p>
     <w:p>
@@ -2068,7 +2079,7 @@
         <w:pStyle w:val="ListNumber"/>
       </w:pPr>
       <w:r>
-        <w:t>Installs the Visual C++ 2015–2022 runtime if it is missing.</w:t>
+        <w:t>Installs the Visual C++ 2015–2022 runtime if it is missing (the one step that may need internet).</w:t>
       </w:r>
     </w:p>
     <w:p>
@@ -2076,7 +2087,29 @@
         <w:pStyle w:val="ListNumber"/>
       </w:pPr>
       <w:r>
-        <w:t>Verifies the bundled PHP 8.3, Apache 2.4, MariaDB 11.4 and Moodle 4.5 are present (they ship in the repo; it only downloads if one is missing).</w:t>
+        <w:t xml:space="preserve">Detects the bundled PHP 8.3, Apache 2.4, MariaDB 11.4 and Moodle 4.5 under </w:t>
+      </w:r>
+      <w:r>
+        <w:rPr>
+          <w:rFonts w:ascii="Consolas" w:hAnsi="Consolas"/>
+          <w:color w:val="8A1B2C"/>
+          <w:sz w:val="19"/>
+        </w:rPr>
+        <w:t>native\stack\</w:t>
+      </w:r>
+      <w:r>
+        <w:t xml:space="preserve"> and uses them as-is — it downloads a component only if it is genuinely missing (or you pass </w:t>
+      </w:r>
+      <w:r>
+        <w:rPr>
+          <w:rFonts w:ascii="Consolas" w:hAnsi="Consolas"/>
+          <w:color w:val="8A1B2C"/>
+          <w:sz w:val="19"/>
+        </w:rPr>
+        <w:t>-RefreshBinaries</w:t>
+      </w:r>
+      <w:r>
+        <w:t>).</w:t>
       </w:r>
     </w:p>
     <w:p>
@@ -3023,6 +3056,22 @@
       </w:r>
       <w:r>
         <w:t xml:space="preserve"> — use PHP 8.2 instead of 8.3.</w:t>
+      </w:r>
+    </w:p>
+    <w:p>
+      <w:pPr>
+        <w:pStyle w:val="ListBullet"/>
+      </w:pPr>
+      <w:r>
+        <w:rPr>
+          <w:rFonts w:ascii="Consolas" w:hAnsi="Consolas"/>
+          <w:color w:val="8A1B2C"/>
+          <w:sz w:val="19"/>
+        </w:rPr>
+        <w:t>-RefreshBinaries</w:t>
+      </w:r>
+      <w:r>
+        <w:t xml:space="preserve"> — force a clean re-download and re-extract of PHP / Apache / MariaDB / Moodle (normally the bundled copies are used as-is).</w:t>
       </w:r>
     </w:p>
     <w:p>
